--- a/docs/manuals/docx/01_휴가관리_매뉴얼.docx
+++ b/docs/manuals/docx/01_휴가관리_매뉴얼.docx
@@ -12467,7 +12467,42 @@
                 <w:sz w:val="22"/>
                 <w:szCs w:val="22"/>
               </w:rPr>
-              <w:t xml:space="preserve"> §10 참조</w:t>
+              <w:t xml:space="preserve"> §10 참조. (자동 cron 카탈로그 </w:t>
+            </w:r>
+            <w:r>
+              <w:rPr>
+                <w:rFonts w:ascii="Consolas" w:cs="Consolas" w:eastAsia="Consolas" w:hAnsi="Consolas"/>
+                <w:sz w:val="20"/>
+                <w:szCs w:val="20"/>
+                <w:shd w:fill="F2F2F2" w:color="auto" w:val="clear"/>
+              </w:rPr>
+              <w:t xml:space="preserve">scripts/handover/extract-cron-catalog.ts</w:t>
+            </w:r>
+            <w:r>
+              <w:rPr>
+                <w:rFonts w:ascii="Malgun Gothic" w:cs="Malgun Gothic" w:eastAsia="Malgun Gothic" w:hAnsi="Malgun Gothic"/>
+                <w:sz w:val="22"/>
+                <w:szCs w:val="22"/>
+              </w:rPr>
+              <w:t xml:space="preserve"> 기준 미등록 cron 총 </w:t>
+            </w:r>
+            <w:r>
+              <w:rPr>
+                <w:rFonts w:ascii="Malgun Gothic" w:cs="Malgun Gothic" w:eastAsia="Malgun Gothic" w:hAnsi="Malgun Gothic"/>
+                <w:b/>
+                <w:bCs/>
+                <w:sz w:val="22"/>
+                <w:szCs w:val="22"/>
+              </w:rPr>
+              <w:t xml:space="preserve">5개</w:t>
+            </w:r>
+            <w:r>
+              <w:rPr>
+                <w:rFonts w:ascii="Malgun Gothic" w:cs="Malgun Gothic" w:eastAsia="Malgun Gothic" w:hAnsi="Malgun Gothic"/>
+                <w:sz w:val="22"/>
+                <w:szCs w:val="22"/>
+              </w:rPr>
+              <w:t xml:space="preserve">: leave-promotion, auto-acknowledge, eval-reminder, overdue-check, org-snapshot — Session 218 핸드오버 Tier 1에서 자동 추출됨)</w:t>
             </w:r>
           </w:p>
         </w:tc>
